--- a/docs/demo/NESTPH_TEST_Accounts_Full.docx
+++ b/docs/demo/NESTPH_TEST_Accounts_Full.docx
@@ -2960,7 +2960,7 @@
               <w:rPr>
                 <w:rtl w:val="0"/>
               </w:rPr>
-              <w:t>Dominic James Salvador, Room 401 Bed 6. 1 day overdue, account flagged, no SMS yet.</w:t>
+              <w:t>Dominic James Salvador, Room 401 Bed 6. 1 day overdue, account flagged, no SMS yet. MAIN WALKTHROUGH TENANT: escalated live from Stage 1 to Stage 6. His number and his emergency contact's number are both the demo phone (09212408565), and the contact agreed to SMS.</w:t>
             </w:r>
           </w:p>
         </w:tc>
@@ -3339,7 +3339,7 @@
               <w:rPr>
                 <w:rtl w:val="0"/>
               </w:rPr>
-              <w:t>Benjamin "Ben" Robles, Room 103 Bed 3. 3 days overdue. Main walkthrough tenant: escalated live to Stage 6. Emergency contact agreed to SMS.</w:t>
+              <w:t>Benjamin "Ben" Robles, Room 103 Bed 3. 3 days overdue. Shown on the board only; do not click his stage buttons.</w:t>
             </w:r>
           </w:p>
         </w:tc>
